--- a/wzory-drukow/IPET-wzor-proponowany.docx
+++ b/wzory-drukow/IPET-wzor-proponowany.docx
@@ -86,7 +86,7 @@
                 <w:sz w:val="20"/>
                 <w:szCs w:val="20"/>
               </w:rPr>
-              <w:t xml:space="preserve">Podstawa prawna: Rozporządzenie MEN z 9 sierpnia 2017 r. w sprawie warunków organizowania kształcenia, wychowania i opieki dla dzieci i młodzieży niepełnosprawnych, niedostosowanych społecznie i zagrożonych niedostosowaniem społecznym (z późniejszymi zmianami).</w:t>
+              <w:t xml:space="preserve">Podstawa prawna: § 6 rozporządzenia Ministra Edukacji Narodowej z dnia 9 sierpnia 2017 r. w sprawie warunków organizowania kształcenia, wychowania i opieki dla dzieci i młodzieży niepełnosprawnych, niedostosowanych społecznie i zagrożonych niedostosowaniem społecznym (tekst jedn. Dz.U. z 2020 r. poz. 1309). Program opracowuje się na okres, na jaki wydano orzeczenie, do 30 września albo w ciągu 30 dni od złożenia orzeczenia w szkole (§ 6 ust. 5). Stan prawny sprawdzony w ISAP: 6.10.2026.</w:t>
             </w:r>
           </w:p>
           <w:p>
